--- a/eng/docx/05.content.docx
+++ b/eng/docx/05.content.docx
@@ -7,6 +7,15 @@
       <w:r/>
     </w:p>
     <w:p>
+      <w:pPr>
+        <w:pStyle w:val="Heading2"/>
+      </w:pPr>
+      <w:r>
+        <w:t>Resource: Study Notes (Tyndale)</w:t>
+      </w:r>
+      <w:r/>
+    </w:p>
+    <w:p>
       <w:r/>
       <w:r>
         <w:rPr>
@@ -46,7 +55,7 @@
         <w:pStyle w:val="Heading1"/>
       </w:pPr>
       <w:r>
-        <w:t>Aquifer Open Study Notes</w:t>
+        <w:t>Study Notes (Tyndale)</w:t>
       </w:r>
     </w:p>
     <w:p>
@@ -55,6 +64,51 @@
           <w:headerReference w:type="even" r:id="rId8"/>
           <w:headerReference w:type="default" r:id="rId9"/>
           <w:footerReference w:type="default" r:id="rId10"/>
+          <w:footnotePr>
+            <w:numRestart w:val="eachSect"/>
+          </w:footnotePr>
+          <w:type w:val="continuous"/>
+          <w:pgSz w:w="12240" w:h="15840" w:code="1"/>
+          <w:pgMar w:top="1440" w:right="1440" w:bottom="1440" w:left="1440" w:header="504" w:footer="504" w:gutter="0"/>
+          <w:cols w:space="708"/>
+          <w:titlePg/>
+          <w:docGrid w:linePitch="360"/>
+        </w:sectPr>
+      </w:pPr>
+    </w:p>
+    <w:p>
+      <w:r/>
+    </w:p>
+    <w:p>
+      <w:pPr>
+        <w:pStyle w:val="Heading2"/>
+      </w:pPr>
+      <w:r>
+        <w:t>DEU</w:t>
+      </w:r>
+      <w:r/>
+    </w:p>
+    <w:p>
+      <w:r/>
+      <w:r>
+        <w:rPr>
+          <w:i/>
+        </w:rPr>
+        <w:t>Deuteronomy 1:1, Deuteronomy 1:1–5, Deuteronomy 1:2, Deuteronomy 1:4, Deuteronomy 1:6–4.40, Deuteronomy 1:7, Deuteronomy 1:8, Deuteronomy 1:9–18, Deuteronomy 1:10, Deuteronomy 1:13, Deuteronomy 1:15, Deuteronomy 1:16–17, Deuteronomy 1:19, Deuteronomy 1:19–25, Deuteronomy 1:24–25, Deuteronomy 1:26–46, Deuteronomy 1:28, Deuteronomy 1:30, Deuteronomy 1:31, Deuteronomy 1:33, Deuteronomy 1:36, Deuteronomy 1:37, Deuteronomy 1:44, Deuteronomy 2:1, Deuteronomy 2:2–25, Deuteronomy 2:5, Deuteronomy 2:8, Deuteronomy 2:9, Deuteronomy 2:10, Deuteronomy 2:11, Deuteronomy 2:12, Deuteronomy 2:13, Deuteronomy 2:19, Deuteronomy 2:20–21, Deuteronomy 2:23, Deuteronomy 2:24, Deuteronomy 2:26, Deuteronomy 2:26–37, Deuteronomy 2:30, Deuteronomy 2:34, Deuteronomy 2:36, Deuteronomy 2:37, Deuteronomy 3:1–11, Deuteronomy 3:4, Deuteronomy 3:8, Deuteronomy 3:9, Deuteronomy 3:11, Deuteronomy 3:12, Deuteronomy 3:12–20, Deuteronomy 3:13, Deuteronomy 3:14, Deuteronomy 3:15, Deuteronomy 3:17, Deuteronomy 3:21, Deuteronomy 3:21–29, Deuteronomy 3:24, Deuteronomy 3:29, Deuteronomy 4:1, Deuteronomy 4:1–40, Deuteronomy 4:3, Deuteronomy 4:6, Deuteronomy 4:8, Deuteronomy 4:11, Deuteronomy 4:13, Deuteronomy 4:15, Deuteronomy 4:16, Deuteronomy 4:19, Deuteronomy 4:20, Deuteronomy 4:24, Deuteronomy 4:26, Deuteronomy 4:27, Deuteronomy 4:30, Deuteronomy 4:34, Deuteronomy 4:36, Deuteronomy 4:39, Deuteronomy 4:40, Deuteronomy 4:41–43, Deuteronomy 4:41–49, Deuteronomy 4:43, Deuteronomy 4:44, Deuteronomy 4:48, Deuteronomy 4:49, Deuteronomy 5:1, Deuteronomy 5:1–32, Deuteronomy 5:1–26.19, Deuteronomy 5:9, Deuteronomy 5:10, Deuteronomy 5:11, Deuteronomy 5:12, Deuteronomy 5:15, Deuteronomy 5:16, Deuteronomy 5:16–20, Deuteronomy 5:17, Deuteronomy 5:18, Deuteronomy 5:21, Deuteronomy 5:33, Deuteronomy 6:1, Deuteronomy 6:1–25, Deuteronomy 6:2, Deuteronomy 6:3, Deuteronomy 6:4, Deuteronomy 6:4–5, Deuteronomy 6:5, Deuteronomy 6:7, Deuteronomy 6:8, Deuteronomy 6:9, Deuteronomy 6:13, Deuteronomy 6:16, Deuteronomy 6:21, Deuteronomy 6:22, Deuteronomy 6:25, Deuteronomy 7:1, Deuteronomy 7:1–26, Deuteronomy 7:5, Deuteronomy 7:6, Deuteronomy 7:9, Deuteronomy 7:12, Deuteronomy 7:15, Deuteronomy 7:19, Deuteronomy 7:20, Deuteronomy 7:21, Deuteronomy 7:24, Deuteronomy 7:25–26, Deuteronomy 7:26, Deuteronomy 8:1–20, Deuteronomy 8:2, Deuteronomy 8:3, Deuteronomy 8:9, Deuteronomy 8:15, Deuteronomy 8:18, Deuteronomy 9:1, Deuteronomy 9:3, Deuteronomy 9:5, Deuteronomy 9:6, Deuteronomy 9:9, Deuteronomy 9:10, Deuteronomy 9:12, Deuteronomy 9:14, Deuteronomy 9:16, Deuteronomy 9:22, Deuteronomy 9:23, Deuteronomy 9:26, Deuteronomy 9:27, Deuteronomy 10:1, Deuteronomy 10:3, Deuteronomy 10:5, Deuteronomy 10:12–13, Deuteronomy 10:16, Deuteronomy 10:17, Deuteronomy 10:18, Deuteronomy 11:4, Deuteronomy 11:6, Deuteronomy 11:8–32, Deuteronomy 11:12, Deuteronomy 11:24, Deuteronomy 11:26, Deuteronomy 11:29, Deuteronomy 11:30, Deuteronomy 12:1–26.15, Deuteronomy 12:2, Deuteronomy 12:3, Deuteronomy 12:5, Deuteronomy 12:6, Deuteronomy 12:8, Deuteronomy 12:12, Deuteronomy 12:15, Deuteronomy 12:16, Deuteronomy 12:18, Deuteronomy 12:21, Deuteronomy 12:23, Deuteronomy 12:27, Deuteronomy 12:31, Deuteronomy 13:1, Deuteronomy 13:1–18, Deuteronomy 13:5, Deuteronomy 13:6, Deuteronomy 13:9, Deuteronomy 13:13, Deuteronomy 13:14, Deuteronomy 13:16, Deuteronomy 14:1, Deuteronomy 14:1–21, Deuteronomy 14:2, Deuteronomy 14:6, Deuteronomy 14:7, Deuteronomy 14:8, Deuteronomy 14:11–18, Deuteronomy 14:19–20, Deuteronomy 14:21, Deuteronomy 14:22–27, Deuteronomy 14:23, Deuteronomy 14:26, Deuteronomy 14:27, Deuteronomy 14:28, Deuteronomy 15:1, Deuteronomy 15:1–23, Deuteronomy 15:2, Deuteronomy 15:4, Deuteronomy 15:6, Deuteronomy 15:11, Deuteronomy 15:12, Deuteronomy 15:16, Deuteronomy 15:17, Deuteronomy 15:18, Deuteronomy 15:19, Deuteronomy 15:21, Deuteronomy 15:23, Deuteronomy 16:1–8, Deuteronomy 16:2, Deuteronomy 16:3, Deuteronomy 16:10, Deuteronomy 16:13–17, Deuteronomy 16:16, Deuteronomy 16:18, Deuteronomy 16:18–17.13, Deuteronomy 16:19, Deuteronomy 16:21–22, Deuteronomy 17:1, Deuteronomy 17:3, Deuteronomy 17:4, Deuteronomy 17:5, Deuteronomy 17:7, Deuteronomy 17:8, Deuteronomy 17:9, Deuteronomy 17:11, Deuteronomy 17:12, Deuteronomy 17:15, Deuteronomy 17:16, Deuteronomy 17:17, Deuteronomy 17:18, Deuteronomy 18:1, Deuteronomy 18:2, Deuteronomy 18:3, Deuteronomy 18:8, Deuteronomy 18:10, Deuteronomy 18:11, Deuteronomy 18:15, Deuteronomy 18:18, Deuteronomy 18:19, Deuteronomy 18:22, Deuteronomy 19:1–13, Deuteronomy 19:2, Deuteronomy 19:4, Deuteronomy 19:6, Deuteronomy 19:9, Deuteronomy 19:11, Deuteronomy 19:13, Deuteronomy 19:15, Deuteronomy 19:21, Deuteronomy 20:4, Deuteronomy 20:7, Deuteronomy 20:10–15, Deuteronomy 20:11, Deuteronomy 20:15, Deuteronomy 20:19, Deuteronomy 20:20, Deuteronomy 21:1, Deuteronomy 21:1–9, Deuteronomy 21:3–8, Deuteronomy 21:4, Deuteronomy 21:6, Deuteronomy 21:12, Deuteronomy 21:13, Deuteronomy 21:14, Deuteronomy 21:15–17, Deuteronomy 21:20, Deuteronomy 21:22, Deuteronomy 21:23, Deuteronomy 22:1, Deuteronomy 22:5, Deuteronomy 22:9, Deuteronomy 22:10, Deuteronomy 22:11, Deuteronomy 22:12, Deuteronomy 22:14, Deuteronomy 22:15, Deuteronomy 22:17, Deuteronomy 22:19, Deuteronomy 22:21, Deuteronomy 22:24, Deuteronomy 22:29, Deuteronomy 22:30, Deuteronomy 23:1, Deuteronomy 23:3, Deuteronomy 23:4, Deuteronomy 23:7, Deuteronomy 23:8, Deuteronomy 23:10, Deuteronomy 23:12, Deuteronomy 23:13, Deuteronomy 23:14, Deuteronomy 23:17, Deuteronomy 23:18, Deuteronomy 23:19–20, Deuteronomy 23:24, Deuteronomy 24:1, Deuteronomy 24:4, Deuteronomy 24:6, Deuteronomy 24:8, Deuteronomy 24:11, Deuteronomy 24:13, Deuteronomy 24:17, Deuteronomy 25:3, Deuteronomy 25:4, Deuteronomy 25:5, Deuteronomy 25:9, Deuteronomy 25:10, Deuteronomy 25:11–12, Deuteronomy 25:13–14, Deuteronomy 25:17, Deuteronomy 25:19, Deuteronomy 26:1–15, Deuteronomy 26:5, Deuteronomy 26:11, Deuteronomy 26:12, Deuteronomy 26:13, Deuteronomy 26:14, Deuteronomy 26:16, Deuteronomy 26:16–19, Deuteronomy 27:3, Deuteronomy 27:4, Deuteronomy 27:5, Deuteronomy 27:7, Deuteronomy 27:9, Deuteronomy 27:12–26, Deuteronomy 27:13, Deuteronomy 27:14, Deuteronomy 27:15, Deuteronomy 27:16, Deuteronomy 27:17, Deuteronomy 27:18, Deuteronomy 27:19, Deuteronomy 27:20, Deuteronomy 27:22, Deuteronomy 28:1–68, Deuteronomy 28:5, Deuteronomy 28:7, Deuteronomy 28:10, Deuteronomy 28:12, Deuteronomy 28:13, Deuteronomy 28:17, Deuteronomy 28:21, Deuteronomy 28:22, Deuteronomy 28:23, Deuteronomy 28:24, Deuteronomy 28:25, Deuteronomy 28:27, Deuteronomy 28:36, Deuteronomy 28:43, Deuteronomy 28:44, Deuteronomy 28:46, Deuteronomy 28:48, Deuteronomy 28:49, Deuteronomy 28:50, Deuteronomy 28:54, Deuteronomy 28:56, Deuteronomy 28:57, Deuteronomy 28:58, Deuteronomy 28:60, Deuteronomy 28:64, Deuteronomy 28:68, Deuteronomy 29:1, Deuteronomy 29:2–30.20, Deuteronomy 29:6, Deuteronomy 29:7, Deuteronomy 29:8, Deuteronomy 29:11, Deuteronomy 29:12, Deuteronomy 29:15, Deuteronomy 29:17, Deuteronomy 29:18, Deuteronomy 29:19, Deuteronomy 29:20, Deuteronomy 29:21, Deuteronomy 29:23, Deuteronomy 29:25–28, Deuteronomy 29:27, Deuteronomy 29:29, Deuteronomy 30:1, Deuteronomy 30:1–10, Deuteronomy 30:2–3, Deuteronomy 30:6, Deuteronomy 30:11, Deuteronomy 30:11–20, Deuteronomy 30:12, Deuteronomy 30:13, Deuteronomy 30:14, Deuteronomy 30:16, Deuteronomy 30:19, Deuteronomy 30:20, Deuteronomy 31:1, Deuteronomy 31:1–8, Deuteronomy 31:1–29, Deuteronomy 31:3, Deuteronomy 31:4, Deuteronomy 31:6, Deuteronomy 31:9, Deuteronomy 31:9–13, Deuteronomy 31:10, Deuteronomy 31:12, Deuteronomy 31:14, Deuteronomy 31:15, Deuteronomy 31:18, Deuteronomy 31:19–22, Deuteronomy 31:20, Deuteronomy 31:22, Deuteronomy 31:23, Deuteronomy 31:26, Deuteronomy 31:30–32.47, Deuteronomy 32:1, Deuteronomy 32:2, Deuteronomy 32:4, Deuteronomy 32:7, Deuteronomy 32:8, Deuteronomy 32:9, Deuteronomy 32:14, Deuteronomy 32:15, Deuteronomy 32:16, Deuteronomy 32:17, Deuteronomy 32:18, Deuteronomy 32:20, Deuteronomy 32:21, Deuteronomy 32:22, Deuteronomy 32:27, Deuteronomy 32:29, Deuteronomy 32:30, Deuteronomy 32:31, Deuteronomy 32:32, Deuteronomy 32:34, Deuteronomy 32:36, Deuteronomy 32:37, Deuteronomy 32:38, Deuteronomy 32:40, Deuteronomy 32:42, Deuteronomy 32:47, Deuteronomy 32:49, Deuteronomy 32:50, Deuteronomy 32:51, Deuteronomy 33:1–29, Deuteronomy 33:2, Deuteronomy 33:3, Deuteronomy 33:4, Deuteronomy 33:6, Deuteronomy 33:7, Deuteronomy 33:8, Deuteronomy 33:9, Deuteronomy 33:10, Deuteronomy 33:12, Deuteronomy 33:13–17, Deuteronomy 33:16, Deuteronomy 33:17, Deuteronomy 33:18, Deuteronomy 33:19, Deuteronomy 33:20, Deuteronomy 33:21, Deuteronomy 33:22, Deuteronomy 33:23, Deuteronomy 33:24, Deuteronomy 33:26, Deuteronomy 33:27, Deuteronomy 33:29, Deuteronomy 34:1, Deuteronomy 34:1–12, Deuteronomy 34:2, Deuteronomy 34:3, Deuteronomy 34:6, Deuteronomy 34:7, Deuteronomy 34:9, Deuteronomy 34:10, Deuteronomy 34:12</w:t>
+      </w:r>
+      <w:r/>
+    </w:p>
+    <w:p>
+      <w:r/>
+      <w:r>
+        <w:t xml:space="preserve"> </w:t>
+      </w:r>
+      <w:r/>
+      <w:r/>
+    </w:p>
+    <w:p>
+      <w:pPr>
+        <w:sectPr>
           <w:footnotePr>
             <w:numRestart w:val="eachSect"/>
           </w:footnotePr>

--- a/eng/docx/05.content.docx
+++ b/eng/docx/05.content.docx
@@ -163,13 +163,6 @@
         <w:rPr>
           <w:lang w:val="en_US" w:bidi="en_US"/>
         </w:rPr>
-      </w:r>
-      <w:r>
-        <w:rPr>
-          <w:i/>
-          <w:lang w:val="en_US" w:bidi="en_US"/>
-        </w:rPr>
-        <w:t>Deuteronomy 1:1, Deuteronomy 1:1–5, Deuteronomy 1:2, Deuteronomy 1:4, Deuteronomy 1:6–4.40, Deuteronomy 1:7, Deuteronomy 1:8, Deuteronomy 1:9–18, Deuteronomy 1:10, Deuteronomy 1:13, Deuteronomy 1:15, Deuteronomy 1:16–17, Deuteronomy 1:19, Deuteronomy 1:19–25, Deuteronomy 1:24–25, Deuteronomy 1:26–46, Deuteronomy 1:28, Deuteronomy 1:30, Deuteronomy 1:31, Deuteronomy 1:33, Deuteronomy 1:36, Deuteronomy 1:37, Deuteronomy 1:44, Deuteronomy 2:1, Deuteronomy 2:2–25, Deuteronomy 2:5, Deuteronomy 2:8, Deuteronomy 2:9, Deuteronomy 2:10, Deuteronomy 2:11, Deuteronomy 2:12, Deuteronomy 2:13, Deuteronomy 2:19, Deuteronomy 2:20–21, Deuteronomy 2:23, Deuteronomy 2:24, Deuteronomy 2:26, Deuteronomy 2:26–37, Deuteronomy 2:30, Deuteronomy 2:34, Deuteronomy 2:36, Deuteronomy 2:37, Deuteronomy 3:1–11, Deuteronomy 3:4, Deuteronomy 3:8, Deuteronomy 3:9, Deuteronomy 3:11, Deuteronomy 3:12, Deuteronomy 3:12–20, Deuteronomy 3:13, Deuteronomy 3:14, Deuteronomy 3:15, Deuteronomy 3:17, Deuteronomy 3:21, Deuteronomy 3:21–29, Deuteronomy 3:24, Deuteronomy 3:29, Deuteronomy 4:1, Deuteronomy 4:1–40, Deuteronomy 4:3, Deuteronomy 4:6, Deuteronomy 4:8, Deuteronomy 4:11, Deuteronomy 4:13, Deuteronomy 4:15, Deuteronomy 4:16, Deuteronomy 4:19, Deuteronomy 4:20, Deuteronomy 4:24, Deuteronomy 4:26, Deuteronomy 4:27, Deuteronomy 4:30, Deuteronomy 4:34, Deuteronomy 4:36, Deuteronomy 4:39, Deuteronomy 4:40, Deuteronomy 4:41–43, Deuteronomy 4:41–49, Deuteronomy 4:43, Deuteronomy 4:44, Deuteronomy 4:48, Deuteronomy 4:49, Deuteronomy 5:1, Deuteronomy 5:1–32, Deuteronomy 5:1–26.19, Deuteronomy 5:9, Deuteronomy 5:10, Deuteronomy 5:11, Deuteronomy 5:12, Deuteronomy 5:15, Deuteronomy 5:16, Deuteronomy 5:16–20, Deuteronomy 5:17, Deuteronomy 5:18, Deuteronomy 5:21, Deuteronomy 5:33, Deuteronomy 6:1, Deuteronomy 6:1–25, Deuteronomy 6:2, Deuteronomy 6:3, Deuteronomy 6:4, Deuteronomy 6:4–5, Deuteronomy 6:5, Deuteronomy 6:7, Deuteronomy 6:8, Deuteronomy 6:9, Deuteronomy 6:13, Deuteronomy 6:16, Deuteronomy 6:21, Deuteronomy 6:22, Deuteronomy 6:25, Deuteronomy 7:1, Deuteronomy 7:1–26, Deuteronomy 7:5, Deuteronomy 7:6, Deuteronomy 7:9, Deuteronomy 7:12, Deuteronomy 7:15, Deuteronomy 7:19, Deuteronomy 7:20, Deuteronomy 7:21, Deuteronomy 7:24, Deuteronomy 7:25–26, Deuteronomy 7:26, Deuteronomy 8:1–20, Deuteronomy 8:2, Deuteronomy 8:3, Deuteronomy 8:9, Deuteronomy 8:15, Deuteronomy 8:18, Deuteronomy 9:1, Deuteronomy 9:3, Deuteronomy 9:5, Deuteronomy 9:6, Deuteronomy 9:9, Deuteronomy 9:10, Deuteronomy 9:12, Deuteronomy 9:14, Deuteronomy 9:16, Deuteronomy 9:22, Deuteronomy 9:23, Deuteronomy 9:26, Deuteronomy 9:27, Deuteronomy 10:1, Deuteronomy 10:3, Deuteronomy 10:5, Deuteronomy 10:12–13, Deuteronomy 10:16, Deuteronomy 10:17, Deuteronomy 10:18, Deuteronomy 11:4, Deuteronomy 11:6, Deuteronomy 11:8–32, Deuteronomy 11:12, Deuteronomy 11:24, Deuteronomy 11:26, Deuteronomy 11:29, Deuteronomy 11:30, Deuteronomy 12:1–26.15, Deuteronomy 12:2, Deuteronomy 12:3, Deuteronomy 12:5, Deuteronomy 12:6, Deuteronomy 12:8, Deuteronomy 12:12, Deuteronomy 12:15, Deuteronomy 12:16, Deuteronomy 12:18, Deuteronomy 12:21, Deuteronomy 12:23, Deuteronomy 12:27, Deuteronomy 12:31, Deuteronomy 13:1, Deuteronomy 13:1–18, Deuteronomy 13:5, Deuteronomy 13:6, Deuteronomy 13:9, Deuteronomy 13:13, Deuteronomy 13:14, Deuteronomy 13:16, Deuteronomy 14:1, Deuteronomy 14:1–21, Deuteronomy 14:2, Deuteronomy 14:6, Deuteronomy 14:7, Deuteronomy 14:8, Deuteronomy 14:11–18, Deuteronomy 14:19–20, Deuteronomy 14:21, Deuteronomy 14:22–27, Deuteronomy 14:23, Deuteronomy 14:26, Deuteronomy 14:27, Deuteronomy 14:28, Deuteronomy 15:1, Deuteronomy 15:1–23, Deuteronomy 15:2, Deuteronomy 15:4, Deuteronomy 15:6, Deuteronomy 15:11, Deuteronomy 15:12, Deuteronomy 15:16, Deuteronomy 15:17, Deuteronomy 15:18, Deuteronomy 15:19, Deuteronomy 15:21, Deuteronomy 15:23, Deuteronomy 16:1–8, Deuteronomy 16:2, Deuteronomy 16:3, Deuteronomy 16:10, Deuteronomy 16:13–17, Deuteronomy 16:16, Deuteronomy 16:18, Deuteronomy 16:18–17.13, Deuteronomy 16:19, Deuteronomy 16:21–22, Deuteronomy 17:1, Deuteronomy 17:3, Deuteronomy 17:4, Deuteronomy 17:5, Deuteronomy 17:7, Deuteronomy 17:8, Deuteronomy 17:9, Deuteronomy 17:11, Deuteronomy 17:12, Deuteronomy 17:15, Deuteronomy 17:16, Deuteronomy 17:17, Deuteronomy 17:18, Deuteronomy 18:1, Deuteronomy 18:2, Deuteronomy 18:3, Deuteronomy 18:8, Deuteronomy 18:10, Deuteronomy 18:11, Deuteronomy 18:15, Deuteronomy 18:18, Deuteronomy 18:19, Deuteronomy 18:22, Deuteronomy 19:1–13, Deuteronomy 19:2, Deuteronomy 19:4, Deuteronomy 19:6, Deuteronomy 19:9, Deuteronomy 19:11, Deuteronomy 19:13, Deuteronomy 19:15, Deuteronomy 19:21, Deuteronomy 20:4, Deuteronomy 20:7, Deuteronomy 20:10–15, Deuteronomy 20:11, Deuteronomy 20:15, Deuteronomy 20:19, Deuteronomy 20:20, Deuteronomy 21:1, Deuteronomy 21:1–9, Deuteronomy 21:3–8, Deuteronomy 21:4, Deuteronomy 21:6, Deuteronomy 21:12, Deuteronomy 21:13, Deuteronomy 21:14, Deuteronomy 21:15–17, Deuteronomy 21:20, Deuteronomy 21:22, Deuteronomy 21:23, Deuteronomy 22:1, Deuteronomy 22:5, Deuteronomy 22:9, Deuteronomy 22:10, Deuteronomy 22:11, Deuteronomy 22:12, Deuteronomy 22:14, Deuteronomy 22:15, Deuteronomy 22:17, Deuteronomy 22:19, Deuteronomy 22:21, Deuteronomy 22:24, Deuteronomy 22:29, Deuteronomy 22:30, Deuteronomy 23:1, Deuteronomy 23:3, Deuteronomy 23:4, Deuteronomy 23:7, Deuteronomy 23:8, Deuteronomy 23:10, Deuteronomy 23:12, Deuteronomy 23:13, Deuteronomy 23:14, Deuteronomy 23:17, Deuteronomy 23:18, Deuteronomy 23:19–20, Deuteronomy 23:24, Deuteronomy 24:1, Deuteronomy 24:4, Deuteronomy 24:6, Deuteronomy 24:8, Deuteronomy 24:11, Deuteronomy 24:13, Deuteronomy 24:17, Deuteronomy 25:3, Deuteronomy 25:4, Deuteronomy 25:5, Deuteronomy 25:9, Deuteronomy 25:10, Deuteronomy 25:11–12, Deuteronomy 25:13–14, Deuteronomy 25:17, Deuteronomy 25:19, Deuteronomy 26:1–15, Deuteronomy 26:5, Deuteronomy 26:11, Deuteronomy 26:12, Deuteronomy 26:13, Deuteronomy 26:14, Deuteronomy 26:16, Deuteronomy 26:16–19, Deuteronomy 27:3, Deuteronomy 27:4, Deuteronomy 27:5, Deuteronomy 27:7, Deuteronomy 27:9, Deuteronomy 27:12–26, Deuteronomy 27:13, Deuteronomy 27:14, Deuteronomy 27:15, Deuteronomy 27:16, Deuteronomy 27:17, Deuteronomy 27:18, Deuteronomy 27:19, Deuteronomy 27:20, Deuteronomy 27:22, Deuteronomy 28:1–68, Deuteronomy 28:5, Deuteronomy 28:7, Deuteronomy 28:10, Deuteronomy 28:12, Deuteronomy 28:13, Deuteronomy 28:17, Deuteronomy 28:21, Deuteronomy 28:22, Deuteronomy 28:23, Deuteronomy 28:24, Deuteronomy 28:25, Deuteronomy 28:27, Deuteronomy 28:36, Deuteronomy 28:43, Deuteronomy 28:44, Deuteronomy 28:46, Deuteronomy 28:48, Deuteronomy 28:49, Deuteronomy 28:50, Deuteronomy 28:54, Deuteronomy 28:56, Deuteronomy 28:57, Deuteronomy 28:58, Deuteronomy 28:60, Deuteronomy 28:64, Deuteronomy 28:68, Deuteronomy 29:1, Deuteronomy 29:2–30.20, Deuteronomy 29:6, Deuteronomy 29:7, Deuteronomy 29:8, Deuteronomy 29:11, Deuteronomy 29:12, Deuteronomy 29:15, Deuteronomy 29:17, Deuteronomy 29:18, Deuteronomy 29:19, Deuteronomy 29:20, Deuteronomy 29:21, Deuteronomy 29:23, Deuteronomy 29:25–28, Deuteronomy 29:27, Deuteronomy 29:29, Deuteronomy 30:1, Deuteronomy 30:1–10, Deuteronomy 30:2–3, Deuteronomy 30:6, Deuteronomy 30:11, Deuteronomy 30:11–20, Deuteronomy 30:12, Deuteronomy 30:13, Deuteronomy 30:14, Deuteronomy 30:16, Deuteronomy 30:19, Deuteronomy 30:20, Deuteronomy 31:1, Deuteronomy 31:1–8, Deuteronomy 31:1–29, Deuteronomy 31:3, Deuteronomy 31:4, Deuteronomy 31:6, Deuteronomy 31:9, Deuteronomy 31:9–13, Deuteronomy 31:10, Deuteronomy 31:12, Deuteronomy 31:14, Deuteronomy 31:15, Deuteronomy 31:18, Deuteronomy 31:19–22, Deuteronomy 31:20, Deuteronomy 31:22, Deuteronomy 31:23, Deuteronomy 31:26, Deuteronomy 31:30–32.47, Deuteronomy 32:1, Deuteronomy 32:2, Deuteronomy 32:4, Deuteronomy 32:7, Deuteronomy 32:8, Deuteronomy 32:9, Deuteronomy 32:14, Deuteronomy 32:15, Deuteronomy 32:16, Deuteronomy 32:17, Deuteronomy 32:18, Deuteronomy 32:20, Deuteronomy 32:21, Deuteronomy 32:22, Deuteronomy 32:27, Deuteronomy 32:29, Deuteronomy 32:30, Deuteronomy 32:31, Deuteronomy 32:32, Deuteronomy 32:34, Deuteronomy 32:36, Deuteronomy 32:37, Deuteronomy 32:38, Deuteronomy 32:40, Deuteronomy 32:42, Deuteronomy 32:47, Deuteronomy 32:49, Deuteronomy 32:50, Deuteronomy 32:51, Deuteronomy 33:1–29, Deuteronomy 33:2, Deuteronomy 33:3, Deuteronomy 33:4, Deuteronomy 33:6, Deuteronomy 33:7, Deuteronomy 33:8, Deuteronomy 33:9, Deuteronomy 33:10, Deuteronomy 33:12, Deuteronomy 33:13–17, Deuteronomy 33:16, Deuteronomy 33:17, Deuteronomy 33:18, Deuteronomy 33:19, Deuteronomy 33:20, Deuteronomy 33:21, Deuteronomy 33:22, Deuteronomy 33:23, Deuteronomy 33:24, Deuteronomy 33:26, Deuteronomy 33:27, Deuteronomy 33:29, Deuteronomy 34:1, Deuteronomy 34:1–12, Deuteronomy 34:2, Deuteronomy 34:3, Deuteronomy 34:6, Deuteronomy 34:7, Deuteronomy 34:9, Deuteronomy 34:10, Deuteronomy 34:12</w:t>
       </w:r>
       <w:r>
         <w:rPr>

--- a/eng/docx/05.content.docx
+++ b/eng/docx/05.content.docx
@@ -168,19 +168,6 @@
         <w:rPr>
           <w:lang w:val="en_US" w:bidi="en_US"/>
         </w:rPr>
-      </w:r>
-    </w:p>
-    <w:p>
-      <w:pPr/>
-      <w:r>
-        <w:rPr>
-          <w:lang w:val="en_US" w:bidi="en_US"/>
-        </w:rPr>
-      </w:r>
-      <w:r>
-        <w:rPr>
-          <w:lang w:val="en_US" w:bidi="en_US"/>
-        </w:rPr>
         <w:t xml:space="preserve"> </w:t>
       </w:r>
       <w:r>
@@ -926,7 +913,7 @@
             <w:color w:val="0000EE"/>
             <w:u w:val="single"/>
           </w:rPr>
-          <w:t>Exod 18:13–27</w:t>
+          <w:t>Exodus 18:13–27</w:t>
         </w:r>
       </w:hyperlink>
       <w:r>
@@ -1402,7 +1389,7 @@
             <w:color w:val="0000EE"/>
             <w:u w:val="single"/>
           </w:rPr>
-          <w:t>Num 13</w:t>
+          <w:t>Numbers 13</w:t>
         </w:r>
       </w:hyperlink>
       <w:r>
@@ -1534,7 +1521,7 @@
             <w:color w:val="0000EE"/>
             <w:u w:val="single"/>
           </w:rPr>
-          <w:t>Num 14</w:t>
+          <w:t>Numbers 14</w:t>
         </w:r>
       </w:hyperlink>
       <w:r>
@@ -3955,7 +3942,7 @@
             <w:color w:val="0000EE"/>
             <w:u w:val="single"/>
           </w:rPr>
-          <w:t>Num 21:21–32</w:t>
+          <w:t>Numbers 21:21–32</w:t>
         </w:r>
       </w:hyperlink>
       <w:r>
@@ -4642,7 +4629,7 @@
             <w:color w:val="0000EE"/>
             <w:u w:val="single"/>
           </w:rPr>
-          <w:t>Num 21:33–35</w:t>
+          <w:t>Numbers 21:33–35</w:t>
         </w:r>
       </w:hyperlink>
       <w:r>
@@ -4697,7 +4684,7 @@
         <w:rPr>
           <w:lang w:val="en_US" w:bidi="en_US"/>
         </w:rPr>
-        <w:t>Argob might be synonymous with Bashan or might refer to a heavily populated part of Bashan.</w:t>
+        <w:t>Argob may be another name for Bashan. It may also refer to a specific area within Bashan that had many towns and people.</w:t>
       </w:r>
       <w:r>
         <w:rPr>

--- a/eng/docx/05.content.docx
+++ b/eng/docx/05.content.docx
@@ -19,7 +19,7 @@
         <w:rPr>
           <w:lang w:val="en_US" w:bidi="en_US"/>
         </w:rPr>
-        <w:t>Resource: Tyndale Open Study Notes</w:t>
+        <w:t>Resource: Aquifer Open Study Notes</w:t>
       </w:r>
       <w:r>
         <w:rPr>
@@ -112,7 +112,7 @@
         <w:rPr>
           <w:lang w:val="en_US" w:bidi="en_US"/>
         </w:rPr>
-        <w:t>Tyndale Open Study Notes</w:t>
+        <w:t>Aquifer Open Study Notes</w:t>
       </w:r>
     </w:p>
     <w:p>
